--- a/output/user-manuals/axpo-simulator-agent-manual-en.docx
+++ b/output/user-manuals/axpo-simulator-agent-manual-en.docx
@@ -110,7 +110,7 @@
     <w:tbl>
       <w:tblPr>
         <w:tblW w:type="auto" w:w="0"/>
-        <w:jc w:val="center"/>
+        <w:jc w:val="left"/>
         <w:tblLayout w:type="fixed"/>
         <w:tblLook w:firstColumn="1" w:firstRow="1" w:lastColumn="0" w:lastRow="0" w:noHBand="0" w:noVBand="1" w:val="04A0"/>
       </w:tblPr>
@@ -284,7 +284,7 @@
           <w:color w:val="252A34"/>
           <w:sz w:val="21"/>
         </w:rPr>
-        <w:t>Client management, base values and analytics</w:t>
+        <w:t>Client management and analytics</w:t>
       </w:r>
     </w:p>
     <w:p>
@@ -312,7 +312,7 @@
         </w:trPr>
         <w:tc>
           <w:tcPr>
-            <w:tcW w:type="dxa" w:w="4680"/>
+            <w:tcW w:type="dxa" w:w="2304"/>
             <w:shd w:fill="EE2B5B"/>
             <w:tcMar>
               <w:top w:w="90" w:type="dxa"/>
@@ -336,7 +336,7 @@
         </w:tc>
         <w:tc>
           <w:tcPr>
-            <w:tcW w:type="dxa" w:w="4680"/>
+            <w:tcW w:type="dxa" w:w="6912"/>
             <w:shd w:fill="EE2B5B"/>
             <w:tcMar>
               <w:top w:w="90" w:type="dxa"/>
@@ -456,58 +456,7 @@
                 <w:color w:val="252A34"/>
                 <w:sz w:val="18"/>
               </w:rPr>
-              <w:t>Create and edit clients; no permanent deletion.</w:t>
-            </w:r>
-          </w:p>
-        </w:tc>
-      </w:tr>
-      <w:tr>
-        <w:tc>
-          <w:tcPr>
-            <w:tcW w:type="dxa" w:w="2304"/>
-            <w:vAlign w:val="center"/>
-            <w:tcMar>
-              <w:top w:w="90" w:type="dxa"/>
-              <w:start w:w="120" w:type="dxa"/>
-              <w:bottom w:w="90" w:type="dxa"/>
-              <w:end w:w="120" w:type="dxa"/>
-            </w:tcMar>
-            <w:shd w:fill="F7F8FA"/>
-          </w:tcPr>
-          <w:p>
-            <w:r>
-              <w:rPr>
-                <w:rFonts w:ascii="Aptos" w:hAnsi="Aptos"/>
-                <w:b/>
-                <w:i w:val="0"/>
-                <w:color w:val="252A34"/>
-                <w:sz w:val="18"/>
-              </w:rPr>
-              <w:t>Base values</w:t>
-            </w:r>
-          </w:p>
-        </w:tc>
-        <w:tc>
-          <w:tcPr>
-            <w:tcW w:type="dxa" w:w="6912"/>
-            <w:vAlign w:val="center"/>
-            <w:tcMar>
-              <w:top w:w="90" w:type="dxa"/>
-              <w:start w:w="120" w:type="dxa"/>
-              <w:bottom w:w="90" w:type="dxa"/>
-              <w:end w:w="120" w:type="dxa"/>
-            </w:tcMar>
-          </w:tcPr>
-          <w:p>
-            <w:r>
-              <w:rPr>
-                <w:rFonts w:ascii="Aptos" w:hAnsi="Aptos"/>
-                <w:b w:val="0"/>
-                <w:i w:val="0"/>
-                <w:color w:val="252A34"/>
-                <w:sz w:val="18"/>
-              </w:rPr>
-              <w:t>View reference sets used by calculations.</w:t>
+              <w:t>View, create, edit and delete client records.</w:t>
             </w:r>
           </w:p>
         </w:tc>
@@ -609,7 +558,7 @@
                 <w:color w:val="252A34"/>
                 <w:sz w:val="18"/>
               </w:rPr>
-              <w:t>No user, agency, logs or configuration administration.</w:t>
+              <w:t>No base values, users, agencies, logs, OCR usage or configuration administration.</w:t>
             </w:r>
           </w:p>
         </w:tc>
@@ -618,7 +567,7 @@
     <w:tbl>
       <w:tblPr>
         <w:tblW w:type="auto" w:w="0"/>
-        <w:jc w:val="center"/>
+        <w:jc w:val="left"/>
         <w:tblLayout w:type="fixed"/>
         <w:tblLook w:firstColumn="1" w:firstRow="1" w:lastColumn="0" w:lastRow="0" w:noHBand="0" w:noVBand="1" w:val="04A0"/>
       </w:tblPr>
@@ -738,7 +687,7 @@
     <w:tbl>
       <w:tblPr>
         <w:tblW w:type="auto" w:w="0"/>
-        <w:jc w:val="center"/>
+        <w:jc w:val="left"/>
         <w:tblLayout w:type="fixed"/>
         <w:tblLook w:firstColumn="1" w:firstRow="1" w:lastColumn="0" w:lastRow="0" w:noHBand="0" w:noVBand="1" w:val="04A0"/>
       </w:tblPr>
@@ -1057,7 +1006,7 @@
     <w:tbl>
       <w:tblPr>
         <w:tblW w:type="auto" w:w="0"/>
-        <w:jc w:val="center"/>
+        <w:jc w:val="left"/>
         <w:tblLayout w:type="fixed"/>
         <w:tblLook w:firstColumn="1" w:firstRow="1" w:lastColumn="0" w:lastRow="0" w:noHBand="0" w:noVBand="1" w:val="04A0"/>
       </w:tblPr>
@@ -1143,7 +1092,7 @@
       <w:r>
         <w:drawing>
           <wp:inline xmlns:a="http://schemas.openxmlformats.org/drawingml/2006/main" xmlns:pic="http://schemas.openxmlformats.org/drawingml/2006/picture">
-            <wp:extent cx="5897880" cy="2885658"/>
+            <wp:extent cx="5897880" cy="3312110"/>
             <wp:docPr id="3" name="Picture 3"/>
             <wp:cNvGraphicFramePr>
               <a:graphicFrameLocks noChangeAspect="1"/>
@@ -1164,7 +1113,7 @@
                   <pic:spPr>
                     <a:xfrm>
                       <a:off x="0" y="0"/>
-                      <a:ext cx="5897880" cy="2885658"/>
+                      <a:ext cx="5897880" cy="3312110"/>
                     </a:xfrm>
                     <a:prstGeom prst="rect"/>
                   </pic:spPr>
@@ -1246,7 +1195,7 @@
       <w:r>
         <w:drawing>
           <wp:inline xmlns:a="http://schemas.openxmlformats.org/drawingml/2006/main" xmlns:pic="http://schemas.openxmlformats.org/drawingml/2006/picture">
-            <wp:extent cx="5897880" cy="2885658"/>
+            <wp:extent cx="5897880" cy="3312110"/>
             <wp:docPr id="4" name="Picture 4"/>
             <wp:cNvGraphicFramePr>
               <a:graphicFrameLocks noChangeAspect="1"/>
@@ -1267,7 +1216,7 @@
                   <pic:spPr>
                     <a:xfrm>
                       <a:off x="0" y="0"/>
-                      <a:ext cx="5897880" cy="2885658"/>
+                      <a:ext cx="5897880" cy="3312110"/>
                     </a:xfrm>
                     <a:prstGeom prst="rect"/>
                   </pic:spPr>
@@ -1342,7 +1291,7 @@
       <w:r>
         <w:drawing>
           <wp:inline xmlns:a="http://schemas.openxmlformats.org/drawingml/2006/main" xmlns:pic="http://schemas.openxmlformats.org/drawingml/2006/picture">
-            <wp:extent cx="5897880" cy="2885658"/>
+            <wp:extent cx="5897880" cy="3312110"/>
             <wp:docPr id="5" name="Picture 5"/>
             <wp:cNvGraphicFramePr>
               <a:graphicFrameLocks noChangeAspect="1"/>
@@ -1363,7 +1312,7 @@
                   <pic:spPr>
                     <a:xfrm>
                       <a:off x="0" y="0"/>
-                      <a:ext cx="5897880" cy="2885658"/>
+                      <a:ext cx="5897880" cy="3312110"/>
                     </a:xfrm>
                     <a:prstGeom prst="rect"/>
                   </pic:spPr>
@@ -1453,7 +1402,7 @@
       <w:r>
         <w:drawing>
           <wp:inline xmlns:a="http://schemas.openxmlformats.org/drawingml/2006/main" xmlns:pic="http://schemas.openxmlformats.org/drawingml/2006/picture">
-            <wp:extent cx="5897880" cy="2885658"/>
+            <wp:extent cx="5897880" cy="3312110"/>
             <wp:docPr id="6" name="Picture 6"/>
             <wp:cNvGraphicFramePr>
               <a:graphicFrameLocks noChangeAspect="1"/>
@@ -1474,7 +1423,7 @@
                   <pic:spPr>
                     <a:xfrm>
                       <a:off x="0" y="0"/>
-                      <a:ext cx="5897880" cy="2885658"/>
+                      <a:ext cx="5897880" cy="3312110"/>
                     </a:xfrm>
                     <a:prstGeom prst="rect"/>
                   </pic:spPr>
@@ -1505,7 +1454,7 @@
     <w:tbl>
       <w:tblPr>
         <w:tblW w:type="auto" w:w="0"/>
-        <w:jc w:val="center"/>
+        <w:jc w:val="left"/>
         <w:tblLayout w:type="fixed"/>
         <w:tblLook w:firstColumn="1" w:firstRow="1" w:lastColumn="0" w:lastRow="0" w:noHBand="0" w:noVBand="1" w:val="04A0"/>
       </w:tblPr>
@@ -1681,7 +1630,7 @@
       <w:r>
         <w:drawing>
           <wp:inline xmlns:a="http://schemas.openxmlformats.org/drawingml/2006/main" xmlns:pic="http://schemas.openxmlformats.org/drawingml/2006/picture">
-            <wp:extent cx="5897880" cy="2885658"/>
+            <wp:extent cx="5897880" cy="3312110"/>
             <wp:docPr id="7" name="Picture 7"/>
             <wp:cNvGraphicFramePr>
               <a:graphicFrameLocks noChangeAspect="1"/>
@@ -1702,7 +1651,7 @@
                   <pic:spPr>
                     <a:xfrm>
                       <a:off x="0" y="0"/>
-                      <a:ext cx="5897880" cy="2885658"/>
+                      <a:ext cx="5897880" cy="3312110"/>
                     </a:xfrm>
                     <a:prstGeom prst="rect"/>
                   </pic:spPr>
@@ -1733,7 +1682,7 @@
     <w:tbl>
       <w:tblPr>
         <w:tblW w:type="auto" w:w="0"/>
-        <w:jc w:val="center"/>
+        <w:jc w:val="left"/>
         <w:tblLayout w:type="fixed"/>
         <w:tblLook w:firstColumn="1" w:firstRow="1" w:lastColumn="0" w:lastRow="0" w:noHBand="0" w:noVBand="1" w:val="04A0"/>
       </w:tblPr>
@@ -1799,7 +1748,7 @@
       <w:r>
         <w:drawing>
           <wp:inline xmlns:a="http://schemas.openxmlformats.org/drawingml/2006/main" xmlns:pic="http://schemas.openxmlformats.org/drawingml/2006/picture">
-            <wp:extent cx="5897880" cy="2885658"/>
+            <wp:extent cx="5897880" cy="3312110"/>
             <wp:docPr id="8" name="Picture 8"/>
             <wp:cNvGraphicFramePr>
               <a:graphicFrameLocks noChangeAspect="1"/>
@@ -1820,7 +1769,7 @@
                   <pic:spPr>
                     <a:xfrm>
                       <a:off x="0" y="0"/>
-                      <a:ext cx="5897880" cy="2885658"/>
+                      <a:ext cx="5897880" cy="3312110"/>
                     </a:xfrm>
                     <a:prstGeom prst="rect"/>
                   </pic:spPr>
@@ -1964,7 +1913,7 @@
     <w:tbl>
       <w:tblPr>
         <w:tblW w:type="auto" w:w="0"/>
-        <w:jc w:val="center"/>
+        <w:jc w:val="left"/>
         <w:tblLayout w:type="fixed"/>
         <w:tblLook w:firstColumn="1" w:firstRow="1" w:lastColumn="0" w:lastRow="0" w:noHBand="0" w:noVBand="1" w:val="04A0"/>
       </w:tblPr>
@@ -2030,65 +1979,7 @@
           <w:color w:val="252A34"/>
           <w:sz w:val="21"/>
         </w:rPr>
-        <w:t>Agents can create and edit client records required by simulation work, but cannot permanently delete them.</w:t>
-      </w:r>
-    </w:p>
-    <w:p>
-      <w:pPr>
-        <w:keepNext/>
-        <w:spacing w:before="120"/>
-        <w:jc w:val="center"/>
-      </w:pPr>
-      <w:r>
-        <w:drawing>
-          <wp:inline xmlns:a="http://schemas.openxmlformats.org/drawingml/2006/main" xmlns:pic="http://schemas.openxmlformats.org/drawingml/2006/picture">
-            <wp:extent cx="5897880" cy="2885658"/>
-            <wp:docPr id="9" name="Picture 9"/>
-            <wp:cNvGraphicFramePr>
-              <a:graphicFrameLocks noChangeAspect="1"/>
-            </wp:cNvGraphicFramePr>
-            <a:graphic>
-              <a:graphicData uri="http://schemas.openxmlformats.org/drawingml/2006/picture">
-                <pic:pic>
-                  <pic:nvPicPr>
-                    <pic:cNvPr id="0" name="en-clients.jpg"/>
-                    <pic:cNvPicPr/>
-                  </pic:nvPicPr>
-                  <pic:blipFill>
-                    <a:blip r:embed="rId19"/>
-                    <a:stretch>
-                      <a:fillRect/>
-                    </a:stretch>
-                  </pic:blipFill>
-                  <pic:spPr>
-                    <a:xfrm>
-                      <a:off x="0" y="0"/>
-                      <a:ext cx="5897880" cy="2885658"/>
-                    </a:xfrm>
-                    <a:prstGeom prst="rect"/>
-                  </pic:spPr>
-                </pic:pic>
-              </a:graphicData>
-            </a:graphic>
-          </wp:inline>
-        </w:drawing>
-      </w:r>
-    </w:p>
-    <w:p>
-      <w:pPr>
-        <w:keepNext w:val="0"/>
-        <w:spacing w:before="40" w:after="160"/>
-        <w:jc w:val="center"/>
-      </w:pPr>
-      <w:r>
-        <w:rPr>
-          <w:rFonts w:ascii="Aptos" w:hAnsi="Aptos"/>
-          <w:b w:val="0"/>
-          <w:i/>
-          <w:color w:val="667085"/>
-          <w:sz w:val="17"/>
-        </w:rPr>
-        <w:t>Client search and table tools</w:t>
+        <w:t>Agents can view, create, edit and delete client records required by simulation work.</w:t>
       </w:r>
     </w:p>
     <w:p>
@@ -2148,65 +2039,7 @@
           <w:color w:val="252A34"/>
           <w:sz w:val="21"/>
         </w:rPr>
-        <w:t>Ask an administrator to restore or remove a record when the action is outside your permission.</w:t>
-      </w:r>
-    </w:p>
-    <w:p>
-      <w:pPr>
-        <w:keepNext/>
-        <w:spacing w:before="120"/>
-        <w:jc w:val="center"/>
-      </w:pPr>
-      <w:r>
-        <w:drawing>
-          <wp:inline xmlns:a="http://schemas.openxmlformats.org/drawingml/2006/main" xmlns:pic="http://schemas.openxmlformats.org/drawingml/2006/picture">
-            <wp:extent cx="5897880" cy="2885658"/>
-            <wp:docPr id="10" name="Picture 10"/>
-            <wp:cNvGraphicFramePr>
-              <a:graphicFrameLocks noChangeAspect="1"/>
-            </wp:cNvGraphicFramePr>
-            <a:graphic>
-              <a:graphicData uri="http://schemas.openxmlformats.org/drawingml/2006/picture">
-                <pic:pic>
-                  <pic:nvPicPr>
-                    <pic:cNvPr id="0" name="en-new-client.jpg"/>
-                    <pic:cNvPicPr/>
-                  </pic:nvPicPr>
-                  <pic:blipFill>
-                    <a:blip r:embed="rId20"/>
-                    <a:stretch>
-                      <a:fillRect/>
-                    </a:stretch>
-                  </pic:blipFill>
-                  <pic:spPr>
-                    <a:xfrm>
-                      <a:off x="0" y="0"/>
-                      <a:ext cx="5897880" cy="2885658"/>
-                    </a:xfrm>
-                    <a:prstGeom prst="rect"/>
-                  </pic:spPr>
-                </pic:pic>
-              </a:graphicData>
-            </a:graphic>
-          </wp:inline>
-        </w:drawing>
-      </w:r>
-    </w:p>
-    <w:p>
-      <w:pPr>
-        <w:keepNext w:val="0"/>
-        <w:spacing w:before="40" w:after="160"/>
-        <w:jc w:val="center"/>
-      </w:pPr>
-      <w:r>
-        <w:rPr>
-          <w:rFonts w:ascii="Aptos" w:hAnsi="Aptos"/>
-          <w:b w:val="0"/>
-          <w:i/>
-          <w:color w:val="667085"/>
-          <w:sz w:val="17"/>
-        </w:rPr>
-        <w:t>Blank client creation form</w:t>
+        <w:t>Before deleting, confirm the record is the intended client and follow the organization's retention rules.</w:t>
       </w:r>
     </w:p>
     <w:p>
@@ -2214,130 +2047,7 @@
         <w:pStyle w:val="Heading1"/>
       </w:pPr>
       <w:r>
-        <w:t>7. Base values</w:t>
-      </w:r>
-    </w:p>
-    <w:p>
-      <w:r>
-        <w:rPr>
-          <w:rFonts w:ascii="Aptos" w:hAnsi="Aptos"/>
-          <w:b w:val="0"/>
-          <w:i w:val="0"/>
-          <w:color w:val="252A34"/>
-          <w:sz w:val="21"/>
-        </w:rPr>
-        <w:t>Agents can inspect the reference sets used by calculations. Publishing and lifecycle administration remain administrator tasks.</w:t>
-      </w:r>
-    </w:p>
-    <w:p>
-      <w:pPr>
-        <w:keepNext/>
-        <w:spacing w:before="120"/>
-        <w:jc w:val="center"/>
-      </w:pPr>
-      <w:r>
-        <w:drawing>
-          <wp:inline xmlns:a="http://schemas.openxmlformats.org/drawingml/2006/main" xmlns:pic="http://schemas.openxmlformats.org/drawingml/2006/picture">
-            <wp:extent cx="5897880" cy="2885658"/>
-            <wp:docPr id="11" name="Picture 11"/>
-            <wp:cNvGraphicFramePr>
-              <a:graphicFrameLocks noChangeAspect="1"/>
-            </wp:cNvGraphicFramePr>
-            <a:graphic>
-              <a:graphicData uri="http://schemas.openxmlformats.org/drawingml/2006/picture">
-                <pic:pic>
-                  <pic:nvPicPr>
-                    <pic:cNvPr id="0" name="en-base-values.jpg"/>
-                    <pic:cNvPicPr/>
-                  </pic:nvPicPr>
-                  <pic:blipFill>
-                    <a:blip r:embed="rId21"/>
-                    <a:stretch>
-                      <a:fillRect/>
-                    </a:stretch>
-                  </pic:blipFill>
-                  <pic:spPr>
-                    <a:xfrm>
-                      <a:off x="0" y="0"/>
-                      <a:ext cx="5897880" cy="2885658"/>
-                    </a:xfrm>
-                    <a:prstGeom prst="rect"/>
-                  </pic:spPr>
-                </pic:pic>
-              </a:graphicData>
-            </a:graphic>
-          </wp:inline>
-        </w:drawing>
-      </w:r>
-    </w:p>
-    <w:p>
-      <w:pPr>
-        <w:keepNext w:val="0"/>
-        <w:spacing w:before="40" w:after="160"/>
-        <w:jc w:val="center"/>
-      </w:pPr>
-      <w:r>
-        <w:rPr>
-          <w:rFonts w:ascii="Aptos" w:hAnsi="Aptos"/>
-          <w:b w:val="0"/>
-          <w:i/>
-          <w:color w:val="667085"/>
-          <w:sz w:val="17"/>
-        </w:rPr>
-        <w:t>Base-value reference list</w:t>
-      </w:r>
-    </w:p>
-    <w:p>
-      <w:pPr>
-        <w:pStyle w:val="ListNumber"/>
-      </w:pPr>
-      <w:r>
-        <w:rPr>
-          <w:rFonts w:ascii="Aptos" w:hAnsi="Aptos"/>
-          <w:b w:val="0"/>
-          <w:i w:val="0"/>
-          <w:color w:val="252A34"/>
-          <w:sz w:val="21"/>
-        </w:rPr>
-        <w:t>Check scope, version, effective dates and status when investigating a result.</w:t>
-      </w:r>
-    </w:p>
-    <w:p>
-      <w:pPr>
-        <w:pStyle w:val="ListNumber"/>
-      </w:pPr>
-      <w:r>
-        <w:rPr>
-          <w:rFonts w:ascii="Aptos" w:hAnsi="Aptos"/>
-          <w:b w:val="0"/>
-          <w:i w:val="0"/>
-          <w:color w:val="252A34"/>
-          <w:sz w:val="21"/>
-        </w:rPr>
-        <w:t>Do not assume the most recently created set is the production set.</w:t>
-      </w:r>
-    </w:p>
-    <w:p>
-      <w:pPr>
-        <w:pStyle w:val="ListNumber"/>
-      </w:pPr>
-      <w:r>
-        <w:rPr>
-          <w:rFonts w:ascii="Aptos" w:hAnsi="Aptos"/>
-          <w:b w:val="0"/>
-          <w:i w:val="0"/>
-          <w:color w:val="252A34"/>
-          <w:sz w:val="21"/>
-        </w:rPr>
-        <w:t>Escalate unexpected or missing values with the simulation reference and calculation date.</w:t>
-      </w:r>
-    </w:p>
-    <w:p>
-      <w:pPr>
-        <w:pStyle w:val="Heading1"/>
-      </w:pPr>
-      <w:r>
-        <w:t>8. Analytics</w:t>
+        <w:t>7. Analytics</w:t>
       </w:r>
     </w:p>
     <w:p>
@@ -2350,64 +2060,6 @@
           <w:sz w:val="21"/>
         </w:rPr>
         <w:t>The dashboard shows the activity and performance available to your operational scope.</w:t>
-      </w:r>
-    </w:p>
-    <w:p>
-      <w:pPr>
-        <w:keepNext/>
-        <w:spacing w:before="120"/>
-        <w:jc w:val="center"/>
-      </w:pPr>
-      <w:r>
-        <w:drawing>
-          <wp:inline xmlns:a="http://schemas.openxmlformats.org/drawingml/2006/main" xmlns:pic="http://schemas.openxmlformats.org/drawingml/2006/picture">
-            <wp:extent cx="5897880" cy="2885658"/>
-            <wp:docPr id="12" name="Picture 12"/>
-            <wp:cNvGraphicFramePr>
-              <a:graphicFrameLocks noChangeAspect="1"/>
-            </wp:cNvGraphicFramePr>
-            <a:graphic>
-              <a:graphicData uri="http://schemas.openxmlformats.org/drawingml/2006/picture">
-                <pic:pic>
-                  <pic:nvPicPr>
-                    <pic:cNvPr id="0" name="en-analytics.jpg"/>
-                    <pic:cNvPicPr/>
-                  </pic:nvPicPr>
-                  <pic:blipFill>
-                    <a:blip r:embed="rId22"/>
-                    <a:stretch>
-                      <a:fillRect/>
-                    </a:stretch>
-                  </pic:blipFill>
-                  <pic:spPr>
-                    <a:xfrm>
-                      <a:off x="0" y="0"/>
-                      <a:ext cx="5897880" cy="2885658"/>
-                    </a:xfrm>
-                    <a:prstGeom prst="rect"/>
-                  </pic:spPr>
-                </pic:pic>
-              </a:graphicData>
-            </a:graphic>
-          </wp:inline>
-        </w:drawing>
-      </w:r>
-    </w:p>
-    <w:p>
-      <w:pPr>
-        <w:keepNext w:val="0"/>
-        <w:spacing w:before="40" w:after="160"/>
-        <w:jc w:val="center"/>
-      </w:pPr>
-      <w:r>
-        <w:rPr>
-          <w:rFonts w:ascii="Aptos" w:hAnsi="Aptos"/>
-          <w:b w:val="0"/>
-          <w:i/>
-          <w:color w:val="667085"/>
-          <w:sz w:val="17"/>
-        </w:rPr>
-        <w:t>Operational analytics dashboard</w:t>
       </w:r>
     </w:p>
     <w:p>
@@ -2460,7 +2112,7 @@
         <w:pStyle w:val="Heading1"/>
       </w:pPr>
       <w:r>
-        <w:t>9. Profile, language and help</w:t>
+        <w:t>8. Profile, language and help</w:t>
       </w:r>
     </w:p>
     <w:p>
@@ -2528,7 +2180,7 @@
         <w:pStyle w:val="Heading1"/>
       </w:pPr>
       <w:r>
-        <w:t>10. Troubleshooting</w:t>
+        <w:t>9. Troubleshooting</w:t>
       </w:r>
     </w:p>
     <w:p>
@@ -2609,7 +2261,7 @@
     <w:tbl>
       <w:tblPr>
         <w:tblW w:type="auto" w:w="0"/>
-        <w:jc w:val="center"/>
+        <w:jc w:val="left"/>
         <w:tblLayout w:type="fixed"/>
         <w:tblLook w:firstColumn="1" w:firstRow="1" w:lastColumn="0" w:lastRow="0" w:noHBand="0" w:noVBand="1" w:val="04A0"/>
       </w:tblPr>
